--- a/File chú Kim/file dữ liệu/ĐƠN GIỚI THIỆU.docx
+++ b/File chú Kim/file dữ liệu/ĐƠN GIỚI THIỆU.docx
@@ -459,11 +459,6 @@
           <w:lang w:val="en-US"/>
         </w:rPr>
         <w:br/>
-      </w:r>
-      <w:r>
-        <w:rPr>
-          <w:lang w:val="en-US"/>
-        </w:rPr>
         <w:t xml:space="preserve">Số điện thoại: </w:t>
       </w:r>
       <w:r>
@@ -735,7 +730,7 @@
         <w:rPr>
           <w:lang w:val="en-US"/>
         </w:rPr>
-        <w:t>16</w:t>
+        <w:t>…</w:t>
       </w:r>
       <w:r>
         <w:t>/</w:t>
@@ -744,95 +739,79 @@
         <w:rPr>
           <w:lang w:val="en-US"/>
         </w:rPr>
-        <w:t>0</w:t>
+        <w:t>…</w:t>
+      </w:r>
+      <w:r>
+        <w:t>/</w:t>
       </w:r>
       <w:r>
         <w:rPr>
           <w:lang w:val="en-US"/>
         </w:rPr>
-        <w:t>3</w:t>
-      </w:r>
-      <w:r>
-        <w:t>/202</w:t>
+        <w:t>……..</w:t>
+      </w:r>
+      <w:r>
+        <w:rPr>
+          <w:spacing w:val="-5"/>
+        </w:rPr>
+        <w:t xml:space="preserve"> </w:t>
+      </w:r>
+      <w:r>
+        <w:t>đến</w:t>
+      </w:r>
+      <w:r>
+        <w:rPr>
+          <w:spacing w:val="-6"/>
+        </w:rPr>
+        <w:t xml:space="preserve"> </w:t>
+      </w:r>
+      <w:r>
+        <w:t>hết</w:t>
+      </w:r>
+      <w:r>
+        <w:rPr>
+          <w:spacing w:val="-6"/>
+        </w:rPr>
+        <w:t xml:space="preserve"> </w:t>
+      </w:r>
+      <w:r>
+        <w:t>ngày</w:t>
+      </w:r>
+      <w:r>
+        <w:rPr>
+          <w:spacing w:val="-6"/>
+        </w:rPr>
+        <w:t xml:space="preserve"> </w:t>
       </w:r>
       <w:r>
         <w:rPr>
           <w:lang w:val="en-US"/>
         </w:rPr>
-        <w:t>6</w:t>
-      </w:r>
-      <w:r>
-        <w:rPr>
-          <w:spacing w:val="-5"/>
-        </w:rPr>
-        <w:t xml:space="preserve"> </w:t>
-      </w:r>
-      <w:r>
-        <w:t>đến</w:t>
-      </w:r>
-      <w:r>
-        <w:rPr>
-          <w:spacing w:val="-6"/>
-        </w:rPr>
-        <w:t xml:space="preserve"> </w:t>
-      </w:r>
-      <w:r>
-        <w:t>hết</w:t>
-      </w:r>
-      <w:r>
-        <w:rPr>
-          <w:spacing w:val="-6"/>
-        </w:rPr>
-        <w:t xml:space="preserve"> </w:t>
-      </w:r>
-      <w:r>
-        <w:t>ngày</w:t>
-      </w:r>
-      <w:r>
-        <w:rPr>
-          <w:spacing w:val="-6"/>
-        </w:rPr>
-        <w:t xml:space="preserve"> </w:t>
-      </w:r>
-      <w:r>
-        <w:rPr>
-          <w:spacing w:val="-2"/>
+        <w:t>…</w:t>
+      </w:r>
+      <w:r>
+        <w:t>/</w:t>
+      </w:r>
+      <w:r>
+        <w:rPr>
           <w:lang w:val="en-US"/>
         </w:rPr>
-        <w:t>20</w:t>
-      </w:r>
-      <w:r>
-        <w:rPr>
-          <w:spacing w:val="-2"/>
-        </w:rPr>
+        <w:t>…</w:t>
+      </w:r>
+      <w:r>
         <w:t>/</w:t>
       </w:r>
       <w:r>
         <w:rPr>
-          <w:spacing w:val="-2"/>
           <w:lang w:val="en-US"/>
         </w:rPr>
-        <w:t>0</w:t>
-      </w:r>
-      <w:r>
-        <w:rPr>
-          <w:spacing w:val="-2"/>
-          <w:lang w:val="en-US"/>
-        </w:rPr>
-        <w:t>3</w:t>
-      </w:r>
-      <w:r>
-        <w:rPr>
-          <w:spacing w:val="-2"/>
-        </w:rPr>
-        <w:t>/202</w:t>
-      </w:r>
-      <w:r>
-        <w:rPr>
-          <w:spacing w:val="-2"/>
-          <w:lang w:val="en-US"/>
-        </w:rPr>
-        <w:t>6</w:t>
+        <w:t>……..</w:t>
+      </w:r>
+      <w:r>
+        <w:rPr>
+          <w:spacing w:val="-5"/>
+        </w:rPr>
+        <w:t xml:space="preserve"> </w:t>
       </w:r>
     </w:p>
     <w:p>
@@ -875,7 +854,7 @@
         <w:rPr>
           <w:lang w:val="en-US"/>
         </w:rPr>
-        <w:t>16</w:t>
+        <w:t>…</w:t>
       </w:r>
       <w:r>
         <w:rPr>
@@ -896,13 +875,7 @@
         <w:rPr>
           <w:lang w:val="en-US"/>
         </w:rPr>
-        <w:t>0</w:t>
-      </w:r>
-      <w:r>
-        <w:rPr>
-          <w:lang w:val="en-US"/>
-        </w:rPr>
-        <w:t>3</w:t>
+        <w:t>…</w:t>
       </w:r>
       <w:r>
         <w:rPr>
@@ -917,14 +890,14 @@
         <w:rPr>
           <w:spacing w:val="-4"/>
         </w:rPr>
-        <w:t xml:space="preserve"> 202</w:t>
+        <w:t xml:space="preserve"> </w:t>
       </w:r>
       <w:r>
         <w:rPr>
           <w:spacing w:val="-4"/>
           <w:lang w:val="en-US"/>
         </w:rPr>
-        <w:t>6</w:t>
+        <w:t>……</w:t>
       </w:r>
     </w:p>
     <w:p>
